--- a/docx/司法解释/最高人民法院、最高人民检察院关于办理危害民航飞行安全刑事案件适用法律若干问题的解释_20260408_ff8081819e48b44c019e5e5c67254ac3.docx
+++ b/docx/司法解释/最高人民法院、最高人民检察院关于办理危害民航飞行安全刑事案件适用法律若干问题的解释_20260408_ff8081819e48b44c019e5e5c67254ac3.docx
@@ -77,25 +77,7 @@
         </w:rPr>
         <w:t>最高人民检察院</w:t>
       </w:r>
-    </w:p>
-    <w:p>
-      <w:pPr>
-        <w:keepNext w:val="0"/>
-        <w:keepLines w:val="0"/>
-        <w:pageBreakBefore w:val="0"/>
-        <w:widowControl/>
-        <w:kinsoku/>
-        <w:wordWrap/>
-        <w:overflowPunct/>
-        <w:topLinePunct w:val="0"/>
-        <w:autoSpaceDE/>
-        <w:autoSpaceDN/>
-        <w:bidi w:val="0"/>
-        <w:adjustRightInd/>
-        <w:snapToGrid/>
-        <w:spacing w:line="567" w:lineRule="exact"/>
-        <w:jc w:val="center"/>
-        <w:textAlignment w:val="auto"/>
+      <w:r>
         <w:rPr>
           <w:rFonts w:hint="eastAsia" w:ascii="方正小标宋简体" w:hAnsi="方正小标宋简体" w:eastAsia="方正小标宋简体" w:cs="方正小标宋简体"/>
           <w:color w:val="333333"/>
@@ -103,7 +85,8 @@
           <w:szCs w:val="44"/>
           <w:shd w:val="clear" w:color="auto" w:fill="FFFFFF"/>
         </w:rPr>
-      </w:pPr>
+        <w:br w:type="textWrapping"/>
+      </w:r>
       <w:r>
         <w:rPr>
           <w:rFonts w:hint="eastAsia" w:ascii="方正小标宋简体" w:hAnsi="方正小标宋简体" w:eastAsia="方正小标宋简体" w:cs="方正小标宋简体"/>
@@ -114,25 +97,7 @@
         </w:rPr>
         <w:t>关于办理危害民航飞行安全刑事案件适用法律</w:t>
       </w:r>
-    </w:p>
-    <w:p>
-      <w:pPr>
-        <w:keepNext w:val="0"/>
-        <w:keepLines w:val="0"/>
-        <w:pageBreakBefore w:val="0"/>
-        <w:widowControl/>
-        <w:kinsoku/>
-        <w:wordWrap/>
-        <w:overflowPunct/>
-        <w:topLinePunct w:val="0"/>
-        <w:autoSpaceDE/>
-        <w:autoSpaceDN/>
-        <w:bidi w:val="0"/>
-        <w:adjustRightInd/>
-        <w:snapToGrid/>
-        <w:spacing w:line="567" w:lineRule="exact"/>
-        <w:jc w:val="center"/>
-        <w:textAlignment w:val="auto"/>
+      <w:r>
         <w:rPr>
           <w:rFonts w:hint="eastAsia" w:ascii="方正小标宋简体" w:hAnsi="方正小标宋简体" w:eastAsia="方正小标宋简体" w:cs="方正小标宋简体"/>
           <w:color w:val="333333"/>
@@ -140,7 +105,10 @@
           <w:szCs w:val="44"/>
           <w:shd w:val="clear" w:color="auto" w:fill="FFFFFF"/>
         </w:rPr>
-      </w:pPr>
+        <w:br w:type="textWrapping"/>
+      </w:r>
+      <w:bookmarkStart w:id="0" w:name="_GoBack"/>
+      <w:bookmarkEnd w:id="0"/>
       <w:r>
         <w:rPr>
           <w:rFonts w:hint="eastAsia" w:ascii="方正小标宋简体" w:hAnsi="方正小标宋简体" w:eastAsia="方正小标宋简体" w:cs="方正小标宋简体"/>
@@ -179,6 +147,16 @@
         <w:ind w:left="632" w:leftChars="200" w:right="632" w:rightChars="200" w:firstLine="632" w:firstLineChars="200"/>
         <w:textAlignment w:val="auto"/>
         <w:rPr>
+          <w:rFonts w:ascii="Times New Roman" w:hAnsi="Times New Roman" w:eastAsia="楷体_GB2312" w:cs="楷体_GB2312"/>
+          <w:bCs/>
+          <w:spacing w:val="6"/>
+          <w:sz w:val="32"/>
+          <w:szCs w:val="32"/>
+          <w:shd w:val="clear" w:color="auto" w:fill="FFFFFF"/>
+        </w:rPr>
+      </w:pPr>
+      <w:r>
+        <w:rPr>
           <w:rFonts w:hint="eastAsia" w:ascii="Times New Roman" w:hAnsi="Times New Roman" w:eastAsia="楷体" w:cs="楷体"/>
           <w:bCs w:val="0"/>
           <w:spacing w:val="0"/>
@@ -186,7 +164,20 @@
           <w:szCs w:val="32"/>
           <w:shd w:val="clear" w:color="auto" w:fill="FFFFFF"/>
         </w:rPr>
-      </w:pPr>
+        <w:t>（2025年11月24日最高人民法院审判委员会第1959次会议、2026年2月6日最高人民检察院第十四届检察委员会第七十次会议通过</w:t>
+      </w:r>
+      <w:r>
+        <w:rPr>
+          <w:rFonts w:hint="eastAsia" w:eastAsia="楷体" w:cs="楷体"/>
+          <w:bCs w:val="0"/>
+          <w:spacing w:val="0"/>
+          <w:sz w:val="32"/>
+          <w:szCs w:val="32"/>
+          <w:shd w:val="clear" w:color="auto" w:fill="FFFFFF"/>
+          <w:lang w:eastAsia="zh-CN"/>
+        </w:rPr>
+        <w:t>　</w:t>
+      </w:r>
       <w:r>
         <w:rPr>
           <w:rFonts w:hint="eastAsia" w:ascii="Times New Roman" w:hAnsi="Times New Roman" w:eastAsia="楷体" w:cs="楷体"/>
@@ -196,55 +187,15 @@
           <w:szCs w:val="32"/>
           <w:shd w:val="clear" w:color="auto" w:fill="FFFFFF"/>
         </w:rPr>
-        <w:t>（2025年11月24日最高人民法院审判委员会第1959次会议、2026年2月6日最高人民检察院第十四届检察委员会第七十次会议通过</w:t>
-      </w:r>
-      <w:r>
-        <w:rPr>
-          <w:rFonts w:hint="eastAsia" w:ascii="Times New Roman" w:hAnsi="Times New Roman" w:eastAsia="仿宋" w:cs="仿宋"/>
-          <w:sz w:val="32"/>
-          <w:szCs w:val="32"/>
-          <w:lang w:val="en-US" w:eastAsia="zh-CN"/>
-        </w:rPr>
-        <w:t>　</w:t>
-      </w:r>
-      <w:r>
-        <w:rPr>
-          <w:rFonts w:hint="eastAsia" w:ascii="Times New Roman" w:hAnsi="Times New Roman" w:eastAsia="楷体" w:cs="楷体"/>
-          <w:bCs w:val="0"/>
-          <w:spacing w:val="0"/>
-          <w:sz w:val="32"/>
-          <w:szCs w:val="32"/>
-          <w:shd w:val="clear" w:color="auto" w:fill="FFFFFF"/>
-        </w:rPr>
         <w:t>自2026年4月9日起施行）</w:t>
       </w:r>
-      <w:bookmarkStart w:id="0" w:name="_GoBack"/>
-      <w:bookmarkEnd w:id="0"/>
-    </w:p>
-    <w:p>
-      <w:pPr>
-        <w:keepNext w:val="0"/>
-        <w:keepLines w:val="0"/>
-        <w:pageBreakBefore w:val="0"/>
-        <w:widowControl/>
-        <w:kinsoku/>
-        <w:wordWrap/>
-        <w:overflowPunct/>
-        <w:topLinePunct w:val="0"/>
-        <w:autoSpaceDE/>
-        <w:autoSpaceDN/>
-        <w:bidi w:val="0"/>
-        <w:adjustRightInd/>
-        <w:snapToGrid/>
-        <w:ind w:right="632" w:rightChars="200"/>
-        <w:textAlignment w:val="auto"/>
-        <w:rPr>
-          <w:rFonts w:hint="eastAsia" w:ascii="Times New Roman" w:hAnsi="Times New Roman" w:eastAsia="楷体" w:cs="楷体"/>
-          <w:bCs w:val="0"/>
-          <w:spacing w:val="0"/>
-          <w:sz w:val="32"/>
-          <w:szCs w:val="32"/>
-          <w:shd w:val="clear" w:color="auto" w:fill="FFFFFF"/>
+    </w:p>
+    <w:p>
+      <w:pPr>
+        <w:rPr>
+          <w:rFonts w:ascii="Times New Roman" w:hAnsi="Times New Roman" w:eastAsia="仿宋" w:cs="仿宋"/>
+          <w:sz w:val="32"/>
+          <w:szCs w:val="32"/>
         </w:rPr>
       </w:pPr>
     </w:p>
